--- a/Coding interview question.docx
+++ b/Coding interview question.docx
@@ -2324,13 +2324,8 @@
       <w:pPr>
         <w:pStyle w:val="ListParagraph"/>
       </w:pPr>
-      <w:proofErr w:type="gramStart"/>
-      <w:r>
-        <w:t>Requirement</w:t>
-      </w:r>
-      <w:proofErr w:type="gramEnd"/>
-      <w:r>
-        <w:t>:</w:t>
+      <w:r>
+        <w:t>Requirement:</w:t>
       </w:r>
     </w:p>
     <w:p>
@@ -2341,21 +2336,8 @@
           <w:numId w:val="7"/>
         </w:numPr>
       </w:pPr>
-      <w:proofErr w:type="gramStart"/>
-      <w:r>
-        <w:t>JILS :</w:t>
-      </w:r>
-      <w:proofErr w:type="gramEnd"/>
-      <w:r>
-        <w:t xml:space="preserve"> How many boxes/Jobs? </w:t>
-      </w:r>
-      <w:proofErr w:type="spellStart"/>
-      <w:r>
-        <w:t>andr</w:t>
-      </w:r>
-      <w:proofErr w:type="spellEnd"/>
-      <w:r>
-        <w:t xml:space="preserve"> Box name?</w:t>
+      <w:r>
+        <w:t>JILS : How many boxes/Jobs? andr Box name?</w:t>
       </w:r>
     </w:p>
     <w:p>
@@ -2367,15 +2349,7 @@
         </w:numPr>
       </w:pPr>
       <w:r>
-        <w:t xml:space="preserve">Code: topic name, schema name and table name, </w:t>
-      </w:r>
-      <w:proofErr w:type="spellStart"/>
-      <w:r>
-        <w:t>hdfs</w:t>
-      </w:r>
-      <w:proofErr w:type="spellEnd"/>
-      <w:r>
-        <w:t xml:space="preserve"> path</w:t>
+        <w:t>Code: topic name, schema name and table name, hdfs path</w:t>
       </w:r>
     </w:p>
     <w:p>
@@ -2387,23 +2361,7 @@
         </w:numPr>
       </w:pPr>
       <w:r>
-        <w:t>Work with the source team to collect topic name and topic format (</w:t>
-      </w:r>
-      <w:proofErr w:type="spellStart"/>
-      <w:r>
-        <w:t>json</w:t>
-      </w:r>
-      <w:proofErr w:type="spellEnd"/>
-      <w:r>
-        <w:t>/</w:t>
-      </w:r>
-      <w:proofErr w:type="spellStart"/>
-      <w:r>
-        <w:t>avero</w:t>
-      </w:r>
-      <w:proofErr w:type="spellEnd"/>
-      <w:r>
-        <w:t>)</w:t>
+        <w:t>Work with the source team to collect topic name and topic format (json/avero)</w:t>
       </w:r>
     </w:p>
     <w:p>
@@ -2469,15 +2427,7 @@
         <w:pStyle w:val="ListParagraph"/>
       </w:pPr>
       <w:r>
-        <w:t xml:space="preserve">Your Spark job </w:t>
-      </w:r>
-      <w:proofErr w:type="gramStart"/>
-      <w:r>
-        <w:t>is fails</w:t>
-      </w:r>
-      <w:proofErr w:type="gramEnd"/>
-      <w:r>
-        <w:t xml:space="preserve"> what will you do? How to fix it</w:t>
+        <w:t>Your Spark job is fails what will you do? How to fix it</w:t>
       </w:r>
     </w:p>
     <w:p>
@@ -2578,6 +2528,12 @@
       <w:r>
         <w:t>Overall, my role focuses on building scalable, efficient, and reliable data pipelines that support critical banking operations while ensuring data quality, performance, and seamless integration across systems.</w:t>
       </w:r>
+    </w:p>
+    <w:p>
+      <w:pPr>
+        <w:spacing w:line="240" w:lineRule="auto"/>
+        <w:jc w:val="both"/>
+      </w:pPr>
     </w:p>
     <w:p>
       <w:pPr>
